--- a/EXPORTS/DOCX/published/niveau3/Dutch/MNusantara.docx
+++ b/EXPORTS/DOCX/published/niveau3/Dutch/MNusantara.docx
@@ -2873,15 +2873,9 @@
           <w:i w:val="0"/>
           <w:color w:val="0000FF"/>
           <w:sz w:val="24"/>
+          <w:u w:val="single"/>
         </w:rPr>
-        <w:hyperlink r:id="rId14" w:history="1">
-          <w:r>
-            <w:rPr>
-              <w:rStyle w:val="Hyperlink"/>
-            </w:rPr>
-            <w:t>2</w:t>
-          </w:r>
-        </w:hyperlink>
+        <w:t>2</w:t>
       </w:r>
       <w:r>
         <w:rPr>
@@ -3128,7 +3122,7 @@
           <w:sz w:val="24"/>
           <w:u w:val="single"/>
         </w:rPr>
-        <w:hyperlink r:id="rId19" w:history="1">
+        <w:hyperlink r:id="rId18" w:history="1">
           <w:r>
             <w:rPr>
               <w:rStyle w:val="Hyperlink"/>
@@ -3146,7 +3140,7 @@
           <w:sz w:val="24"/>
           <w:u w:val="single"/>
         </w:rPr>
-        <w:hyperlink r:id="rId19" w:history="1">
+        <w:hyperlink r:id="rId18" w:history="1">
           <w:r>
             <w:rPr>
               <w:rStyle w:val="Hyperlink"/>
@@ -3157,7 +3151,6 @@
       </w:r>
       <w:r>
         <w:rPr>
-          <w:u w:val="single" w:color="0000ff"/>
           <w:rFonts w:ascii="Charis SIL Regular" w:hAnsi="Charis SIL Regular" w:eastAsia="Charis SIL Regular"/>
           <w:b w:val="0"/>
           <w:i w:val="0"/>
@@ -3182,7 +3175,7 @@
           <w:sz w:val="24"/>
           <w:u w:val="single"/>
         </w:rPr>
-        <w:hyperlink r:id="rId20" w:history="1">
+        <w:hyperlink r:id="rId18" w:history="1">
           <w:r>
             <w:rPr>
               <w:rStyle w:val="Hyperlink"/>
@@ -3211,7 +3204,7 @@
           <w:sz w:val="24"/>
           <w:u w:val="single"/>
         </w:rPr>
-        <w:hyperlink r:id="rId20" w:history="1">
+        <w:hyperlink r:id="rId18" w:history="1">
           <w:r>
             <w:rPr>
               <w:rStyle w:val="Hyperlink"/>
@@ -3229,7 +3222,7 @@
           <w:sz w:val="24"/>
           <w:u w:val="single"/>
         </w:rPr>
-        <w:hyperlink r:id="rId20" w:history="1">
+        <w:hyperlink r:id="rId18" w:history="1">
           <w:r>
             <w:rPr>
               <w:rStyle w:val="Hyperlink"/>
@@ -3350,7 +3343,7 @@
           <w:sz w:val="24"/>
           <w:u w:val="single"/>
         </w:rPr>
-        <w:hyperlink r:id="rId21" w:history="1">
+        <w:hyperlink r:id="rId20" w:history="1">
           <w:r>
             <w:rPr>
               <w:rStyle w:val="Hyperlink"/>
@@ -3368,7 +3361,7 @@
           <w:sz w:val="24"/>
           <w:u w:val="single"/>
         </w:rPr>
-        <w:hyperlink r:id="rId21" w:history="1">
+        <w:hyperlink r:id="rId20" w:history="1">
           <w:r>
             <w:rPr>
               <w:rStyle w:val="Hyperlink"/>
@@ -3386,7 +3379,7 @@
           <w:sz w:val="24"/>
           <w:u w:val="single"/>
         </w:rPr>
-        <w:hyperlink r:id="rId21" w:history="1">
+        <w:hyperlink r:id="rId20" w:history="1">
           <w:r>
             <w:rPr>
               <w:rStyle w:val="Hyperlink"/>
@@ -3404,7 +3397,7 @@
           <w:sz w:val="24"/>
           <w:u w:val="single"/>
         </w:rPr>
-        <w:hyperlink r:id="rId21" w:history="1">
+        <w:hyperlink r:id="rId20" w:history="1">
           <w:r>
             <w:rPr>
               <w:rStyle w:val="Hyperlink"/>
@@ -3432,7 +3425,7 @@
           <w:sz w:val="24"/>
           <w:u w:val="single"/>
         </w:rPr>
-        <w:hyperlink r:id="rId22" w:history="1">
+        <w:hyperlink r:id="rId21" w:history="1">
           <w:r>
             <w:rPr>
               <w:rStyle w:val="Hyperlink"/>
@@ -3450,7 +3443,7 @@
           <w:sz w:val="24"/>
           <w:u w:val="single"/>
         </w:rPr>
-        <w:hyperlink r:id="rId22" w:history="1">
+        <w:hyperlink r:id="rId21" w:history="1">
           <w:r>
             <w:rPr>
               <w:rStyle w:val="Hyperlink"/>
@@ -3468,7 +3461,7 @@
           <w:sz w:val="24"/>
           <w:u w:val="single"/>
         </w:rPr>
-        <w:hyperlink r:id="rId22" w:history="1">
+        <w:hyperlink r:id="rId20" w:history="1">
           <w:r>
             <w:rPr>
               <w:rStyle w:val="Hyperlink"/>
@@ -3485,7 +3478,7 @@
           <w:color w:val="000000"/>
           <w:sz w:val="24"/>
         </w:rPr>
-        <w:hyperlink r:id="rId21" w:history="1">
+        <w:hyperlink r:id="rId20" w:history="1">
           <w:r>
             <w:rPr>
               <w:rStyle w:val="Hyperlink"/>
@@ -3503,7 +3496,7 @@
           <w:sz w:val="24"/>
           <w:u w:val="single"/>
         </w:rPr>
-        <w:hyperlink r:id="rId23" w:history="1">
+        <w:hyperlink r:id="rId20" w:history="1">
           <w:r>
             <w:rPr>
               <w:rStyle w:val="Hyperlink"/>
@@ -3532,7 +3525,7 @@
           <w:sz w:val="24"/>
           <w:u w:val="single"/>
         </w:rPr>
-        <w:hyperlink r:id="rId23" w:history="1">
+        <w:hyperlink r:id="rId20" w:history="1">
           <w:r>
             <w:rPr>
               <w:rStyle w:val="Hyperlink"/>
@@ -3550,7 +3543,7 @@
           <w:sz w:val="24"/>
           <w:u w:val="single"/>
         </w:rPr>
-        <w:hyperlink r:id="rId23" w:history="1">
+        <w:hyperlink r:id="rId20" w:history="1">
           <w:r>
             <w:rPr>
               <w:rStyle w:val="Hyperlink"/>

--- a/EXPORTS/DOCX/published/niveau3/Dutch/MNusantara.docx
+++ b/EXPORTS/DOCX/published/niveau3/Dutch/MNusantara.docx
@@ -2873,9 +2873,15 @@
           <w:i w:val="0"/>
           <w:color w:val="0000FF"/>
           <w:sz w:val="24"/>
-          <w:u w:val="single"/>
         </w:rPr>
-        <w:t>2</w:t>
+        <w:hyperlink r:id="rId14" w:history="1">
+          <w:r>
+            <w:rPr>
+              <w:rStyle w:val="Hyperlink"/>
+            </w:rPr>
+            <w:t>2</w:t>
+          </w:r>
+        </w:hyperlink>
       </w:r>
       <w:r>
         <w:rPr>
@@ -3122,7 +3128,7 @@
           <w:sz w:val="24"/>
           <w:u w:val="single"/>
         </w:rPr>
-        <w:hyperlink r:id="rId18" w:history="1">
+        <w:hyperlink r:id="rId19" w:history="1">
           <w:r>
             <w:rPr>
               <w:rStyle w:val="Hyperlink"/>
@@ -3140,7 +3146,7 @@
           <w:sz w:val="24"/>
           <w:u w:val="single"/>
         </w:rPr>
-        <w:hyperlink r:id="rId18" w:history="1">
+        <w:hyperlink r:id="rId19" w:history="1">
           <w:r>
             <w:rPr>
               <w:rStyle w:val="Hyperlink"/>
@@ -3151,6 +3157,7 @@
       </w:r>
       <w:r>
         <w:rPr>
+          <w:u w:val="single" w:color="0000ff"/>
           <w:rFonts w:ascii="Charis SIL Regular" w:hAnsi="Charis SIL Regular" w:eastAsia="Charis SIL Regular"/>
           <w:b w:val="0"/>
           <w:i w:val="0"/>
@@ -3175,7 +3182,7 @@
           <w:sz w:val="24"/>
           <w:u w:val="single"/>
         </w:rPr>
-        <w:hyperlink r:id="rId18" w:history="1">
+        <w:hyperlink r:id="rId20" w:history="1">
           <w:r>
             <w:rPr>
               <w:rStyle w:val="Hyperlink"/>
@@ -3204,7 +3211,7 @@
           <w:sz w:val="24"/>
           <w:u w:val="single"/>
         </w:rPr>
-        <w:hyperlink r:id="rId18" w:history="1">
+        <w:hyperlink r:id="rId20" w:history="1">
           <w:r>
             <w:rPr>
               <w:rStyle w:val="Hyperlink"/>
@@ -3343,7 +3350,7 @@
           <w:sz w:val="24"/>
           <w:u w:val="single"/>
         </w:rPr>
-        <w:hyperlink r:id="rId20" w:history="1">
+        <w:hyperlink r:id="rId21" w:history="1">
           <w:r>
             <w:rPr>
               <w:rStyle w:val="Hyperlink"/>
@@ -3361,7 +3368,7 @@
           <w:sz w:val="24"/>
           <w:u w:val="single"/>
         </w:rPr>
-        <w:hyperlink r:id="rId20" w:history="1">
+        <w:hyperlink r:id="rId21" w:history="1">
           <w:r>
             <w:rPr>
               <w:rStyle w:val="Hyperlink"/>
@@ -3379,7 +3386,7 @@
           <w:sz w:val="24"/>
           <w:u w:val="single"/>
         </w:rPr>
-        <w:hyperlink r:id="rId20" w:history="1">
+        <w:hyperlink r:id="rId21" w:history="1">
           <w:r>
             <w:rPr>
               <w:rStyle w:val="Hyperlink"/>
@@ -3397,7 +3404,7 @@
           <w:sz w:val="24"/>
           <w:u w:val="single"/>
         </w:rPr>
-        <w:hyperlink r:id="rId20" w:history="1">
+        <w:hyperlink r:id="rId21" w:history="1">
           <w:r>
             <w:rPr>
               <w:rStyle w:val="Hyperlink"/>
@@ -3425,7 +3432,7 @@
           <w:sz w:val="24"/>
           <w:u w:val="single"/>
         </w:rPr>
-        <w:hyperlink r:id="rId21" w:history="1">
+        <w:hyperlink r:id="rId22" w:history="1">
           <w:r>
             <w:rPr>
               <w:rStyle w:val="Hyperlink"/>
@@ -3443,7 +3450,7 @@
           <w:sz w:val="24"/>
           <w:u w:val="single"/>
         </w:rPr>
-        <w:hyperlink r:id="rId21" w:history="1">
+        <w:hyperlink r:id="rId22" w:history="1">
           <w:r>
             <w:rPr>
               <w:rStyle w:val="Hyperlink"/>
@@ -3461,7 +3468,7 @@
           <w:sz w:val="24"/>
           <w:u w:val="single"/>
         </w:rPr>
-        <w:hyperlink r:id="rId20" w:history="1">
+        <w:hyperlink r:id="rId22" w:history="1">
           <w:r>
             <w:rPr>
               <w:rStyle w:val="Hyperlink"/>
@@ -3472,13 +3479,14 @@
       </w:r>
       <w:r>
         <w:rPr>
+          <w:u w:val="single" w:color="0000ff"/>
           <w:rFonts w:ascii="Charis SIL Regular" w:hAnsi="Charis SIL Regular" w:eastAsia="Charis SIL Regular"/>
           <w:b w:val="0"/>
           <w:i w:val="0"/>
           <w:color w:val="000000"/>
           <w:sz w:val="24"/>
         </w:rPr>
-        <w:hyperlink r:id="rId20" w:history="1">
+        <w:hyperlink r:id="rId21" w:history="1">
           <w:r>
             <w:rPr>
               <w:rStyle w:val="Hyperlink"/>
@@ -3496,7 +3504,7 @@
           <w:sz w:val="24"/>
           <w:u w:val="single"/>
         </w:rPr>
-        <w:hyperlink r:id="rId20" w:history="1">
+        <w:hyperlink r:id="rId23" w:history="1">
           <w:r>
             <w:rPr>
               <w:rStyle w:val="Hyperlink"/>
@@ -3525,7 +3533,7 @@
           <w:sz w:val="24"/>
           <w:u w:val="single"/>
         </w:rPr>
-        <w:hyperlink r:id="rId20" w:history="1">
+        <w:hyperlink r:id="rId23" w:history="1">
           <w:r>
             <w:rPr>
               <w:rStyle w:val="Hyperlink"/>
@@ -3543,7 +3551,7 @@
           <w:sz w:val="24"/>
           <w:u w:val="single"/>
         </w:rPr>
-        <w:hyperlink r:id="rId20" w:history="1">
+        <w:hyperlink r:id="rId23" w:history="1">
           <w:r>
             <w:rPr>
               <w:rStyle w:val="Hyperlink"/>
